--- a/Discription/Discription.docx
+++ b/Discription/Discription.docx
@@ -217,6 +217,30 @@
           <w:lang w:val="vi-VN"/>
         </w:rPr>
         <w:t>Dùng Widget để upload -&gt; tải tệp đính kèm cho coverLetter (model JobApplication</w:t>
+      </w:r>
+    </w:p>
+    <w:p>
+      <w:pPr>
+        <w:pStyle w:val="oancuaDanhsach"/>
+        <w:numPr>
+          <w:ilvl w:val="0"/>
+          <w:numId w:val="2"/>
+        </w:numPr>
+        <w:rPr>
+          <w:rFonts w:asciiTheme="majorHAnsi" w:hAnsiTheme="majorHAnsi" w:cstheme="majorHAnsi"/>
+          <w:sz w:val="28"/>
+          <w:szCs w:val="28"/>
+          <w:lang w:val="vi-VN"/>
+        </w:rPr>
+      </w:pPr>
+      <w:r>
+        <w:rPr>
+          <w:rFonts w:asciiTheme="majorHAnsi" w:hAnsiTheme="majorHAnsi" w:cstheme="majorHAnsi"/>
+          <w:sz w:val="28"/>
+          <w:szCs w:val="28"/>
+          <w:lang w:val="vi-VN"/>
+        </w:rPr>
+        <w:t xml:space="preserve">Tạo InlineModelAdmin (Từ Employer -&gt; tạo luôn RecruitmentPost) </w:t>
       </w:r>
     </w:p>
     <w:p>
@@ -648,7 +672,7 @@
       <w:lvlText w:val="%1."/>
       <w:lvlJc w:val="left"/>
       <w:pPr>
-        <w:ind w:left="720" w:hanging="360"/>
+        <w:ind w:left="1080" w:hanging="360"/>
       </w:pPr>
       <w:rPr>
         <w:rFonts w:hint="default"/>
@@ -660,7 +684,7 @@
       <w:lvlText w:val="%2."/>
       <w:lvlJc w:val="left"/>
       <w:pPr>
-        <w:ind w:left="1440" w:hanging="360"/>
+        <w:ind w:left="1800" w:hanging="360"/>
       </w:pPr>
     </w:lvl>
     <w:lvl w:ilvl="2" w:tplc="0409001B">
@@ -669,7 +693,7 @@
       <w:lvlText w:val="%3."/>
       <w:lvlJc w:val="right"/>
       <w:pPr>
-        <w:ind w:left="2160" w:hanging="180"/>
+        <w:ind w:left="2520" w:hanging="180"/>
       </w:pPr>
     </w:lvl>
     <w:lvl w:ilvl="3" w:tplc="0409000F" w:tentative="1">
@@ -678,7 +702,7 @@
       <w:lvlText w:val="%4."/>
       <w:lvlJc w:val="left"/>
       <w:pPr>
-        <w:ind w:left="2880" w:hanging="360"/>
+        <w:ind w:left="3240" w:hanging="360"/>
       </w:pPr>
     </w:lvl>
     <w:lvl w:ilvl="4" w:tplc="04090019" w:tentative="1">
@@ -687,7 +711,7 @@
       <w:lvlText w:val="%5."/>
       <w:lvlJc w:val="left"/>
       <w:pPr>
-        <w:ind w:left="3600" w:hanging="360"/>
+        <w:ind w:left="3960" w:hanging="360"/>
       </w:pPr>
     </w:lvl>
     <w:lvl w:ilvl="5" w:tplc="0409001B" w:tentative="1">
@@ -696,7 +720,7 @@
       <w:lvlText w:val="%6."/>
       <w:lvlJc w:val="right"/>
       <w:pPr>
-        <w:ind w:left="4320" w:hanging="180"/>
+        <w:ind w:left="4680" w:hanging="180"/>
       </w:pPr>
     </w:lvl>
     <w:lvl w:ilvl="6" w:tplc="0409000F" w:tentative="1">
@@ -705,7 +729,7 @@
       <w:lvlText w:val="%7."/>
       <w:lvlJc w:val="left"/>
       <w:pPr>
-        <w:ind w:left="5040" w:hanging="360"/>
+        <w:ind w:left="5400" w:hanging="360"/>
       </w:pPr>
     </w:lvl>
     <w:lvl w:ilvl="7" w:tplc="04090019" w:tentative="1">
@@ -714,7 +738,7 @@
       <w:lvlText w:val="%8."/>
       <w:lvlJc w:val="left"/>
       <w:pPr>
-        <w:ind w:left="5760" w:hanging="360"/>
+        <w:ind w:left="6120" w:hanging="360"/>
       </w:pPr>
     </w:lvl>
     <w:lvl w:ilvl="8" w:tplc="0409001B" w:tentative="1">
@@ -723,7 +747,7 @@
       <w:lvlText w:val="%9."/>
       <w:lvlJc w:val="right"/>
       <w:pPr>
-        <w:ind w:left="6480" w:hanging="180"/>
+        <w:ind w:left="6840" w:hanging="180"/>
       </w:pPr>
     </w:lvl>
   </w:abstractNum>

--- a/Discription/Discription.docx
+++ b/Discription/Discription.docx
@@ -346,7 +346,7 @@
       <w:pPr>
         <w:pStyle w:val="oancuaDanhsach"/>
         <w:numPr>
-          <w:ilvl w:val="0"/>
+          <w:ilvl w:val="1"/>
           <w:numId w:val="3"/>
         </w:numPr>
         <w:rPr>
@@ -363,7 +363,7 @@
           <w:szCs w:val="28"/>
           <w:lang w:val="vi-VN"/>
         </w:rPr>
-        <w:t>Group Employer</w:t>
+        <w:t>applicant2-m1234567890</w:t>
       </w:r>
     </w:p>
     <w:p>
@@ -387,6 +387,54 @@
           <w:szCs w:val="28"/>
           <w:lang w:val="vi-VN"/>
         </w:rPr>
+        <w:t>applicant3-m1234567890</w:t>
+      </w:r>
+    </w:p>
+    <w:p>
+      <w:pPr>
+        <w:pStyle w:val="oancuaDanhsach"/>
+        <w:numPr>
+          <w:ilvl w:val="0"/>
+          <w:numId w:val="3"/>
+        </w:numPr>
+        <w:rPr>
+          <w:rFonts w:asciiTheme="majorHAnsi" w:hAnsiTheme="majorHAnsi" w:cstheme="majorHAnsi"/>
+          <w:sz w:val="28"/>
+          <w:szCs w:val="28"/>
+          <w:lang w:val="vi-VN"/>
+        </w:rPr>
+      </w:pPr>
+      <w:r>
+        <w:rPr>
+          <w:rFonts w:asciiTheme="majorHAnsi" w:hAnsiTheme="majorHAnsi" w:cstheme="majorHAnsi"/>
+          <w:sz w:val="28"/>
+          <w:szCs w:val="28"/>
+          <w:lang w:val="vi-VN"/>
+        </w:rPr>
+        <w:t>Group Employer</w:t>
+      </w:r>
+    </w:p>
+    <w:p>
+      <w:pPr>
+        <w:pStyle w:val="oancuaDanhsach"/>
+        <w:numPr>
+          <w:ilvl w:val="1"/>
+          <w:numId w:val="3"/>
+        </w:numPr>
+        <w:rPr>
+          <w:rFonts w:asciiTheme="majorHAnsi" w:hAnsiTheme="majorHAnsi" w:cstheme="majorHAnsi"/>
+          <w:sz w:val="28"/>
+          <w:szCs w:val="28"/>
+          <w:lang w:val="vi-VN"/>
+        </w:rPr>
+      </w:pPr>
+      <w:r>
+        <w:rPr>
+          <w:rFonts w:asciiTheme="majorHAnsi" w:hAnsiTheme="majorHAnsi" w:cstheme="majorHAnsi"/>
+          <w:sz w:val="28"/>
+          <w:szCs w:val="28"/>
+          <w:lang w:val="vi-VN"/>
+        </w:rPr>
         <w:t>employer1</w:t>
       </w:r>
       <w:r>
@@ -406,6 +454,25 @@
           <w:lang w:val="vi-VN"/>
         </w:rPr>
         <w:t>m1234567890</w:t>
+      </w:r>
+    </w:p>
+    <w:p>
+      <w:pPr>
+        <w:rPr>
+          <w:rFonts w:asciiTheme="majorHAnsi" w:hAnsiTheme="majorHAnsi" w:cstheme="majorHAnsi"/>
+          <w:sz w:val="28"/>
+          <w:szCs w:val="28"/>
+          <w:lang w:val="vi-VN"/>
+        </w:rPr>
+      </w:pPr>
+      <w:r>
+        <w:rPr>
+          <w:rFonts w:asciiTheme="majorHAnsi" w:hAnsiTheme="majorHAnsi" w:cstheme="majorHAnsi"/>
+          <w:sz w:val="28"/>
+          <w:szCs w:val="28"/>
+          <w:lang w:val="vi-VN"/>
+        </w:rPr>
+        <w:t xml:space="preserve">Phần vẽ biểu đồ CharJS theo yêu cầu đề đã hoàn thành </w:t>
       </w:r>
     </w:p>
     <w:p>

--- a/Discription/Discription.docx
+++ b/Discription/Discription.docx
@@ -67,6 +67,29 @@
           <w:lang w:val="vi-VN"/>
         </w:rPr>
         <w:t xml:space="preserve">Debug ToolBar </w:t>
+      </w:r>
+    </w:p>
+    <w:p>
+      <w:pPr>
+        <w:pStyle w:val="oancuaDanhsach"/>
+        <w:numPr>
+          <w:ilvl w:val="0"/>
+          <w:numId w:val="2"/>
+        </w:numPr>
+        <w:rPr>
+          <w:rFonts w:asciiTheme="majorHAnsi" w:hAnsiTheme="majorHAnsi" w:cstheme="majorHAnsi"/>
+          <w:sz w:val="28"/>
+          <w:szCs w:val="28"/>
+          <w:lang w:val="vi-VN"/>
+        </w:rPr>
+      </w:pPr>
+      <w:r>
+        <w:rPr>
+          <w:rFonts w:asciiTheme="majorHAnsi" w:hAnsiTheme="majorHAnsi" w:cstheme="majorHAnsi"/>
+          <w:sz w:val="28"/>
+          <w:szCs w:val="28"/>
+        </w:rPr>
+        <w:t xml:space="preserve">Swagger </w:t>
       </w:r>
     </w:p>
     <w:p>

--- a/Discription/Discription.docx
+++ b/Discription/Discription.docx
@@ -1,6 +1,6 @@
 
 <file path=word/document.xml><?xml version="1.0" encoding="utf-8"?>
-<w:document xmlns:wpc="http://schemas.microsoft.com/office/word/2010/wordprocessingCanvas" xmlns:cx="http://schemas.microsoft.com/office/drawing/2014/chartex" xmlns:cx1="http://schemas.microsoft.com/office/drawing/2015/9/8/chartex" xmlns:cx2="http://schemas.microsoft.com/office/drawing/2015/10/21/chartex" xmlns:cx3="http://schemas.microsoft.com/office/drawing/2016/5/9/chartex" xmlns:cx4="http://schemas.microsoft.com/office/drawing/2016/5/10/chartex" xmlns:cx5="http://schemas.microsoft.com/office/drawing/2016/5/11/chartex" xmlns:cx6="http://schemas.microsoft.com/office/drawing/2016/5/12/chartex" xmlns:cx7="http://schemas.microsoft.com/office/drawing/2016/5/13/chartex" xmlns:cx8="http://schemas.microsoft.com/office/drawing/2016/5/14/chartex" xmlns:mc="http://schemas.openxmlformats.org/markup-compatibility/2006" xmlns:aink="http://schemas.microsoft.com/office/drawing/2016/ink" xmlns:am3d="http://schemas.microsoft.com/office/drawing/2017/model3d" xmlns:o="urn:schemas-microsoft-com:office:office" xmlns:oel="http://schemas.microsoft.com/office/2019/extlst" xmlns:r="http://schemas.openxmlformats.org/officeDocument/2006/relationships" xmlns:m="http://schemas.openxmlformats.org/officeDocument/2006/math" xmlns:v="urn:schemas-microsoft-com:vml" xmlns:wp14="http://schemas.microsoft.com/office/word/2010/wordprocessingDrawing" xmlns:wp="http://schemas.openxmlformats.org/drawingml/2006/wordprocessingDrawing" xmlns:w10="urn:schemas-microsoft-com:office:word" xmlns:w="http://schemas.openxmlformats.org/wordprocessingml/2006/main" xmlns:w14="http://schemas.microsoft.com/office/word/2010/wordml" xmlns:w15="http://schemas.microsoft.com/office/word/2012/wordml" xmlns:w16cex="http://schemas.microsoft.com/office/word/2018/wordml/cex" xmlns:w16cid="http://schemas.microsoft.com/office/word/2016/wordml/cid" xmlns:w16="http://schemas.microsoft.com/office/word/2018/wordml" xmlns:w16sdtdh="http://schemas.microsoft.com/office/word/2020/wordml/sdtdatahash" xmlns:w16se="http://schemas.microsoft.com/office/word/2015/wordml/symex" xmlns:wpg="http://schemas.microsoft.com/office/word/2010/wordprocessingGroup" xmlns:wpi="http://schemas.microsoft.com/office/word/2010/wordprocessingInk" xmlns:wne="http://schemas.microsoft.com/office/word/2006/wordml" xmlns:wps="http://schemas.microsoft.com/office/word/2010/wordprocessingShape" mc:Ignorable="w14 w15 w16se w16cid w16 w16cex w16sdtdh wp14">
+<w:document xmlns:wpc="http://schemas.microsoft.com/office/word/2010/wordprocessingCanvas" xmlns:cx="http://schemas.microsoft.com/office/drawing/2014/chartex" xmlns:cx1="http://schemas.microsoft.com/office/drawing/2015/9/8/chartex" xmlns:cx2="http://schemas.microsoft.com/office/drawing/2015/10/21/chartex" xmlns:cx3="http://schemas.microsoft.com/office/drawing/2016/5/9/chartex" xmlns:cx4="http://schemas.microsoft.com/office/drawing/2016/5/10/chartex" xmlns:cx5="http://schemas.microsoft.com/office/drawing/2016/5/11/chartex" xmlns:cx6="http://schemas.microsoft.com/office/drawing/2016/5/12/chartex" xmlns:cx7="http://schemas.microsoft.com/office/drawing/2016/5/13/chartex" xmlns:cx8="http://schemas.microsoft.com/office/drawing/2016/5/14/chartex" xmlns:mc="http://schemas.openxmlformats.org/markup-compatibility/2006" xmlns:aink="http://schemas.microsoft.com/office/drawing/2016/ink" xmlns:am3d="http://schemas.microsoft.com/office/drawing/2017/model3d" xmlns:o="urn:schemas-microsoft-com:office:office" xmlns:oel="http://schemas.microsoft.com/office/2019/extlst" xmlns:r="http://schemas.openxmlformats.org/officeDocument/2006/relationships" xmlns:m="http://schemas.openxmlformats.org/officeDocument/2006/math" xmlns:v="urn:schemas-microsoft-com:vml" xmlns:wp14="http://schemas.microsoft.com/office/word/2010/wordprocessingDrawing" xmlns:wp="http://schemas.openxmlformats.org/drawingml/2006/wordprocessingDrawing" xmlns:w10="urn:schemas-microsoft-com:office:word" xmlns:w="http://schemas.openxmlformats.org/wordprocessingml/2006/main" xmlns:w14="http://schemas.microsoft.com/office/word/2010/wordml" xmlns:w15="http://schemas.microsoft.com/office/word/2012/wordml" xmlns:w16cex="http://schemas.microsoft.com/office/word/2018/wordml/cex" xmlns:w16cid="http://schemas.microsoft.com/office/word/2016/wordml/cid" xmlns:w16="http://schemas.microsoft.com/office/word/2018/wordml" xmlns:w16du="http://schemas.microsoft.com/office/word/2023/wordml/word16du" xmlns:w16sdtdh="http://schemas.microsoft.com/office/word/2020/wordml/sdtdatahash" xmlns:w16se="http://schemas.microsoft.com/office/word/2015/wordml/symex" xmlns:wpg="http://schemas.microsoft.com/office/word/2010/wordprocessingGroup" xmlns:wpi="http://schemas.microsoft.com/office/word/2010/wordprocessingInk" xmlns:wne="http://schemas.microsoft.com/office/word/2006/wordml" xmlns:wps="http://schemas.microsoft.com/office/word/2010/wordprocessingShape" mc:Ignorable="w14 w15 w16se w16cid w16 w16cex w16sdtdh w16du wp14">
   <w:body>
     <w:p>
       <w:pPr>
@@ -94,25 +94,6 @@
     </w:p>
     <w:p>
       <w:pPr>
-        <w:rPr>
-          <w:rFonts w:asciiTheme="majorHAnsi" w:hAnsiTheme="majorHAnsi" w:cstheme="majorHAnsi"/>
-          <w:sz w:val="28"/>
-          <w:szCs w:val="28"/>
-          <w:lang w:val="vi-VN"/>
-        </w:rPr>
-      </w:pPr>
-      <w:r>
-        <w:rPr>
-          <w:rFonts w:asciiTheme="majorHAnsi" w:hAnsiTheme="majorHAnsi" w:cstheme="majorHAnsi"/>
-          <w:sz w:val="28"/>
-          <w:szCs w:val="28"/>
-          <w:lang w:val="vi-VN"/>
-        </w:rPr>
-        <w:t>Phần model:</w:t>
-      </w:r>
-    </w:p>
-    <w:p>
-      <w:pPr>
         <w:pStyle w:val="oancuaDanhsach"/>
         <w:numPr>
           <w:ilvl w:val="0"/>
@@ -132,26 +113,26 @@
           <w:szCs w:val="28"/>
           <w:lang w:val="vi-VN"/>
         </w:rPr>
-        <w:t>Sử dụng InlineModelAdmin (Người tuyển dụng tạo luôn bài tuyển dụng)</w:t>
-      </w:r>
-    </w:p>
-    <w:p>
-      <w:pPr>
-        <w:rPr>
-          <w:rFonts w:asciiTheme="majorHAnsi" w:hAnsiTheme="majorHAnsi" w:cstheme="majorHAnsi"/>
-          <w:sz w:val="28"/>
-          <w:szCs w:val="28"/>
-          <w:lang w:val="vi-VN"/>
-        </w:rPr>
-      </w:pPr>
-      <w:r>
-        <w:rPr>
-          <w:rFonts w:asciiTheme="majorHAnsi" w:hAnsiTheme="majorHAnsi" w:cstheme="majorHAnsi"/>
-          <w:sz w:val="28"/>
-          <w:szCs w:val="28"/>
-          <w:lang w:val="vi-VN"/>
-        </w:rPr>
-        <w:t xml:space="preserve">Phần Admin </w:t>
+        <w:t xml:space="preserve">Oauth2 </w:t>
+      </w:r>
+    </w:p>
+    <w:p>
+      <w:pPr>
+        <w:rPr>
+          <w:rFonts w:asciiTheme="majorHAnsi" w:hAnsiTheme="majorHAnsi" w:cstheme="majorHAnsi"/>
+          <w:sz w:val="28"/>
+          <w:szCs w:val="28"/>
+          <w:lang w:val="vi-VN"/>
+        </w:rPr>
+      </w:pPr>
+      <w:r>
+        <w:rPr>
+          <w:rFonts w:asciiTheme="majorHAnsi" w:hAnsiTheme="majorHAnsi" w:cstheme="majorHAnsi"/>
+          <w:sz w:val="28"/>
+          <w:szCs w:val="28"/>
+          <w:lang w:val="vi-VN"/>
+        </w:rPr>
+        <w:t>Phần model:</w:t>
       </w:r>
     </w:p>
     <w:p>
@@ -175,47 +156,26 @@
           <w:szCs w:val="28"/>
           <w:lang w:val="vi-VN"/>
         </w:rPr>
-        <w:t xml:space="preserve">SuperUser: </w:t>
-      </w:r>
-    </w:p>
-    <w:p>
-      <w:pPr>
-        <w:pStyle w:val="oancuaDanhsach"/>
-        <w:rPr>
-          <w:rFonts w:asciiTheme="majorHAnsi" w:hAnsiTheme="majorHAnsi" w:cstheme="majorHAnsi"/>
-          <w:sz w:val="28"/>
-          <w:szCs w:val="28"/>
-          <w:lang w:val="vi-VN"/>
-        </w:rPr>
-      </w:pPr>
-      <w:r>
-        <w:rPr>
-          <w:rFonts w:asciiTheme="majorHAnsi" w:hAnsiTheme="majorHAnsi" w:cstheme="majorHAnsi"/>
-          <w:sz w:val="28"/>
-          <w:szCs w:val="28"/>
-          <w:lang w:val="vi-VN"/>
-        </w:rPr>
-        <w:t xml:space="preserve">+ mtie </w:t>
-      </w:r>
-    </w:p>
-    <w:p>
-      <w:pPr>
-        <w:pStyle w:val="oancuaDanhsach"/>
-        <w:rPr>
-          <w:rFonts w:asciiTheme="majorHAnsi" w:hAnsiTheme="majorHAnsi" w:cstheme="majorHAnsi"/>
-          <w:sz w:val="28"/>
-          <w:szCs w:val="28"/>
-          <w:lang w:val="vi-VN"/>
-        </w:rPr>
-      </w:pPr>
-      <w:r>
-        <w:rPr>
-          <w:rFonts w:asciiTheme="majorHAnsi" w:hAnsiTheme="majorHAnsi" w:cstheme="majorHAnsi"/>
-          <w:sz w:val="28"/>
-          <w:szCs w:val="28"/>
-          <w:lang w:val="vi-VN"/>
-        </w:rPr>
-        <w:t>+ m1234567890</w:t>
+        <w:t>Sử dụng InlineModelAdmin (Người tuyển dụng tạo luôn bài tuyển dụng)</w:t>
+      </w:r>
+    </w:p>
+    <w:p>
+      <w:pPr>
+        <w:rPr>
+          <w:rFonts w:asciiTheme="majorHAnsi" w:hAnsiTheme="majorHAnsi" w:cstheme="majorHAnsi"/>
+          <w:sz w:val="28"/>
+          <w:szCs w:val="28"/>
+          <w:lang w:val="vi-VN"/>
+        </w:rPr>
+      </w:pPr>
+      <w:r>
+        <w:rPr>
+          <w:rFonts w:asciiTheme="majorHAnsi" w:hAnsiTheme="majorHAnsi" w:cstheme="majorHAnsi"/>
+          <w:sz w:val="28"/>
+          <w:szCs w:val="28"/>
+          <w:lang w:val="vi-VN"/>
+        </w:rPr>
+        <w:t xml:space="preserve">Phần Admin </w:t>
       </w:r>
     </w:p>
     <w:p>
@@ -239,7 +199,47 @@
           <w:szCs w:val="28"/>
           <w:lang w:val="vi-VN"/>
         </w:rPr>
-        <w:t>Dùng Widget để upload -&gt; tải tệp đính kèm cho coverLetter (model JobApplication</w:t>
+        <w:t xml:space="preserve">SuperUser: </w:t>
+      </w:r>
+    </w:p>
+    <w:p>
+      <w:pPr>
+        <w:pStyle w:val="oancuaDanhsach"/>
+        <w:rPr>
+          <w:rFonts w:asciiTheme="majorHAnsi" w:hAnsiTheme="majorHAnsi" w:cstheme="majorHAnsi"/>
+          <w:sz w:val="28"/>
+          <w:szCs w:val="28"/>
+          <w:lang w:val="vi-VN"/>
+        </w:rPr>
+      </w:pPr>
+      <w:r>
+        <w:rPr>
+          <w:rFonts w:asciiTheme="majorHAnsi" w:hAnsiTheme="majorHAnsi" w:cstheme="majorHAnsi"/>
+          <w:sz w:val="28"/>
+          <w:szCs w:val="28"/>
+          <w:lang w:val="vi-VN"/>
+        </w:rPr>
+        <w:t xml:space="preserve">+ mtie </w:t>
+      </w:r>
+    </w:p>
+    <w:p>
+      <w:pPr>
+        <w:pStyle w:val="oancuaDanhsach"/>
+        <w:rPr>
+          <w:rFonts w:asciiTheme="majorHAnsi" w:hAnsiTheme="majorHAnsi" w:cstheme="majorHAnsi"/>
+          <w:sz w:val="28"/>
+          <w:szCs w:val="28"/>
+          <w:lang w:val="vi-VN"/>
+        </w:rPr>
+      </w:pPr>
+      <w:r>
+        <w:rPr>
+          <w:rFonts w:asciiTheme="majorHAnsi" w:hAnsiTheme="majorHAnsi" w:cstheme="majorHAnsi"/>
+          <w:sz w:val="28"/>
+          <w:szCs w:val="28"/>
+          <w:lang w:val="vi-VN"/>
+        </w:rPr>
+        <w:t>+ m1234567890</w:t>
       </w:r>
     </w:p>
     <w:p>
@@ -263,7 +263,7 @@
           <w:szCs w:val="28"/>
           <w:lang w:val="vi-VN"/>
         </w:rPr>
-        <w:t xml:space="preserve">Tạo InlineModelAdmin (Từ Employer -&gt; tạo luôn RecruitmentPost) </w:t>
+        <w:t>Dùng Widget để upload -&gt; tải tệp đính kèm cho coverLetter (model JobApplication</w:t>
       </w:r>
     </w:p>
     <w:p>
@@ -287,6 +287,30 @@
           <w:szCs w:val="28"/>
           <w:lang w:val="vi-VN"/>
         </w:rPr>
+        <w:t xml:space="preserve">Tạo InlineModelAdmin (Từ Employer -&gt; tạo luôn RecruitmentPost) </w:t>
+      </w:r>
+    </w:p>
+    <w:p>
+      <w:pPr>
+        <w:pStyle w:val="oancuaDanhsach"/>
+        <w:numPr>
+          <w:ilvl w:val="0"/>
+          <w:numId w:val="2"/>
+        </w:numPr>
+        <w:rPr>
+          <w:rFonts w:asciiTheme="majorHAnsi" w:hAnsiTheme="majorHAnsi" w:cstheme="majorHAnsi"/>
+          <w:sz w:val="28"/>
+          <w:szCs w:val="28"/>
+          <w:lang w:val="vi-VN"/>
+        </w:rPr>
+      </w:pPr>
+      <w:r>
+        <w:rPr>
+          <w:rFonts w:asciiTheme="majorHAnsi" w:hAnsiTheme="majorHAnsi" w:cstheme="majorHAnsi"/>
+          <w:sz w:val="28"/>
+          <w:szCs w:val="28"/>
+          <w:lang w:val="vi-VN"/>
+        </w:rPr>
         <w:t xml:space="preserve">Thông tin các user thường sử dụng </w:t>
       </w:r>
     </w:p>
@@ -496,6 +520,138 @@
           <w:lang w:val="vi-VN"/>
         </w:rPr>
         <w:t xml:space="preserve">Phần vẽ biểu đồ CharJS theo yêu cầu đề đã hoàn thành </w:t>
+      </w:r>
+    </w:p>
+    <w:p>
+      <w:pPr>
+        <w:rPr>
+          <w:rFonts w:asciiTheme="majorHAnsi" w:hAnsiTheme="majorHAnsi" w:cstheme="majorHAnsi"/>
+          <w:sz w:val="28"/>
+          <w:szCs w:val="28"/>
+          <w:lang w:val="vi-VN"/>
+        </w:rPr>
+      </w:pPr>
+      <w:r>
+        <w:rPr>
+          <w:rFonts w:asciiTheme="majorHAnsi" w:hAnsiTheme="majorHAnsi" w:cstheme="majorHAnsi"/>
+          <w:sz w:val="28"/>
+          <w:szCs w:val="28"/>
+          <w:lang w:val="vi-VN"/>
+        </w:rPr>
+        <w:t xml:space="preserve">Phần phát triển thêm </w:t>
+      </w:r>
+    </w:p>
+    <w:p>
+      <w:pPr>
+        <w:pStyle w:val="ThngthngWeb"/>
+        <w:spacing w:before="0" w:beforeAutospacing="0" w:after="0" w:afterAutospacing="0"/>
+        <w:rPr>
+          <w:lang w:val="vi-VN"/>
+        </w:rPr>
+      </w:pPr>
+      <w:r>
+        <w:rPr>
+          <w:rFonts w:asciiTheme="majorHAnsi" w:hAnsiTheme="majorHAnsi" w:cstheme="majorHAnsi"/>
+          <w:sz w:val="28"/>
+          <w:szCs w:val="28"/>
+          <w:lang w:val="vi-VN"/>
+        </w:rPr>
+        <w:tab/>
+        <w:t xml:space="preserve">+ </w:t>
+      </w:r>
+      <w:r>
+        <w:rPr>
+          <w:color w:val="000000"/>
+          <w:sz w:val="28"/>
+          <w:szCs w:val="28"/>
+        </w:rPr>
+        <w:t>Phần trả lời comment, comment này trả lời comment kia </w:t>
+      </w:r>
+      <w:r>
+        <w:rPr>
+          <w:color w:val="000000"/>
+          <w:sz w:val="28"/>
+          <w:szCs w:val="28"/>
+          <w:lang w:val="vi-VN"/>
+        </w:rPr>
+        <w:t xml:space="preserve">(đã làm) </w:t>
+      </w:r>
+    </w:p>
+    <w:p>
+      <w:pPr>
+        <w:rPr>
+          <w:rFonts w:ascii="Times New Roman" w:eastAsia="Times New Roman" w:hAnsi="Times New Roman" w:cs="Times New Roman"/>
+          <w:color w:val="000000"/>
+          <w:sz w:val="28"/>
+          <w:szCs w:val="28"/>
+          <w:lang w:val="vi-VN"/>
+        </w:rPr>
+      </w:pPr>
+      <w:r>
+        <w:rPr>
+          <w:rFonts w:asciiTheme="majorHAnsi" w:hAnsiTheme="majorHAnsi" w:cstheme="majorHAnsi"/>
+          <w:sz w:val="28"/>
+          <w:szCs w:val="28"/>
+          <w:lang w:val="vi-VN"/>
+        </w:rPr>
+        <w:tab/>
+      </w:r>
+      <w:r>
+        <w:rPr>
+          <w:rFonts w:ascii="Times New Roman" w:eastAsia="Times New Roman" w:hAnsi="Times New Roman" w:cs="Times New Roman"/>
+          <w:color w:val="000000"/>
+          <w:sz w:val="28"/>
+          <w:szCs w:val="28"/>
+        </w:rPr>
+        <w:t xml:space="preserve">+ Phát triển thêm phần thông báo </w:t>
+      </w:r>
+      <w:r>
+        <w:rPr>
+          <w:rFonts w:ascii="Times New Roman" w:eastAsia="Times New Roman" w:hAnsi="Times New Roman" w:cs="Times New Roman"/>
+          <w:color w:val="000000"/>
+          <w:sz w:val="28"/>
+          <w:szCs w:val="28"/>
+          <w:lang w:val="vi-VN"/>
+        </w:rPr>
+        <w:t>(đã làm)</w:t>
+      </w:r>
+    </w:p>
+    <w:p>
+      <w:pPr>
+        <w:pStyle w:val="ThngthngWeb"/>
+        <w:spacing w:before="0" w:beforeAutospacing="0" w:after="0" w:afterAutospacing="0"/>
+        <w:rPr>
+          <w:color w:val="000000"/>
+          <w:sz w:val="28"/>
+          <w:szCs w:val="28"/>
+          <w:lang w:val="vi-VN"/>
+        </w:rPr>
+      </w:pPr>
+      <w:r>
+        <w:rPr>
+          <w:color w:val="000000"/>
+          <w:sz w:val="28"/>
+          <w:szCs w:val="28"/>
+        </w:rPr>
+        <w:tab/>
+        <w:t xml:space="preserve">+ </w:t>
+      </w:r>
+      <w:r>
+        <w:rPr>
+          <w:color w:val="000000"/>
+          <w:sz w:val="28"/>
+          <w:szCs w:val="28"/>
+        </w:rPr>
+        <w:t>Băm</w:t>
+      </w:r>
+      <w:r>
+        <w:rPr>
+          <w:color w:val="000000"/>
+          <w:sz w:val="28"/>
+          <w:szCs w:val="28"/>
+          <w:lang w:val="vi-VN"/>
+        </w:rPr>
+        <w:t xml:space="preserve"> mật khẩu user -&gt; Đảm bảo tính bảo mật (đã làm) </w:t>
       </w:r>
     </w:p>
     <w:p>
@@ -639,7 +795,7 @@
 </file>
 
 <file path=word/numbering.xml><?xml version="1.0" encoding="utf-8"?>
-<w:numbering xmlns:wpc="http://schemas.microsoft.com/office/word/2010/wordprocessingCanvas" xmlns:cx="http://schemas.microsoft.com/office/drawing/2014/chartex" xmlns:cx1="http://schemas.microsoft.com/office/drawing/2015/9/8/chartex" xmlns:cx2="http://schemas.microsoft.com/office/drawing/2015/10/21/chartex" xmlns:cx3="http://schemas.microsoft.com/office/drawing/2016/5/9/chartex" xmlns:cx4="http://schemas.microsoft.com/office/drawing/2016/5/10/chartex" xmlns:cx5="http://schemas.microsoft.com/office/drawing/2016/5/11/chartex" xmlns:cx6="http://schemas.microsoft.com/office/drawing/2016/5/12/chartex" xmlns:cx7="http://schemas.microsoft.com/office/drawing/2016/5/13/chartex" xmlns:cx8="http://schemas.microsoft.com/office/drawing/2016/5/14/chartex" xmlns:mc="http://schemas.openxmlformats.org/markup-compatibility/2006" xmlns:aink="http://schemas.microsoft.com/office/drawing/2016/ink" xmlns:am3d="http://schemas.microsoft.com/office/drawing/2017/model3d" xmlns:o="urn:schemas-microsoft-com:office:office" xmlns:oel="http://schemas.microsoft.com/office/2019/extlst" xmlns:r="http://schemas.openxmlformats.org/officeDocument/2006/relationships" xmlns:m="http://schemas.openxmlformats.org/officeDocument/2006/math" xmlns:v="urn:schemas-microsoft-com:vml" xmlns:wp14="http://schemas.microsoft.com/office/word/2010/wordprocessingDrawing" xmlns:wp="http://schemas.openxmlformats.org/drawingml/2006/wordprocessingDrawing" xmlns:w10="urn:schemas-microsoft-com:office:word" xmlns:w="http://schemas.openxmlformats.org/wordprocessingml/2006/main" xmlns:w14="http://schemas.microsoft.com/office/word/2010/wordml" xmlns:w15="http://schemas.microsoft.com/office/word/2012/wordml" xmlns:w16cex="http://schemas.microsoft.com/office/word/2018/wordml/cex" xmlns:w16cid="http://schemas.microsoft.com/office/word/2016/wordml/cid" xmlns:w16="http://schemas.microsoft.com/office/word/2018/wordml" xmlns:w16sdtdh="http://schemas.microsoft.com/office/word/2020/wordml/sdtdatahash" xmlns:w16se="http://schemas.microsoft.com/office/word/2015/wordml/symex" xmlns:wpg="http://schemas.microsoft.com/office/word/2010/wordprocessingGroup" xmlns:wpi="http://schemas.microsoft.com/office/word/2010/wordprocessingInk" xmlns:wne="http://schemas.microsoft.com/office/word/2006/wordml" xmlns:wps="http://schemas.microsoft.com/office/word/2010/wordprocessingShape" mc:Ignorable="w14 w15 w16se w16cid w16 w16cex w16sdtdh wp14">
+<w:numbering xmlns:wpc="http://schemas.microsoft.com/office/word/2010/wordprocessingCanvas" xmlns:cx="http://schemas.microsoft.com/office/drawing/2014/chartex" xmlns:cx1="http://schemas.microsoft.com/office/drawing/2015/9/8/chartex" xmlns:cx2="http://schemas.microsoft.com/office/drawing/2015/10/21/chartex" xmlns:cx3="http://schemas.microsoft.com/office/drawing/2016/5/9/chartex" xmlns:cx4="http://schemas.microsoft.com/office/drawing/2016/5/10/chartex" xmlns:cx5="http://schemas.microsoft.com/office/drawing/2016/5/11/chartex" xmlns:cx6="http://schemas.microsoft.com/office/drawing/2016/5/12/chartex" xmlns:cx7="http://schemas.microsoft.com/office/drawing/2016/5/13/chartex" xmlns:cx8="http://schemas.microsoft.com/office/drawing/2016/5/14/chartex" xmlns:mc="http://schemas.openxmlformats.org/markup-compatibility/2006" xmlns:aink="http://schemas.microsoft.com/office/drawing/2016/ink" xmlns:am3d="http://schemas.microsoft.com/office/drawing/2017/model3d" xmlns:o="urn:schemas-microsoft-com:office:office" xmlns:oel="http://schemas.microsoft.com/office/2019/extlst" xmlns:r="http://schemas.openxmlformats.org/officeDocument/2006/relationships" xmlns:m="http://schemas.openxmlformats.org/officeDocument/2006/math" xmlns:v="urn:schemas-microsoft-com:vml" xmlns:wp14="http://schemas.microsoft.com/office/word/2010/wordprocessingDrawing" xmlns:wp="http://schemas.openxmlformats.org/drawingml/2006/wordprocessingDrawing" xmlns:w10="urn:schemas-microsoft-com:office:word" xmlns:w="http://schemas.openxmlformats.org/wordprocessingml/2006/main" xmlns:w14="http://schemas.microsoft.com/office/word/2010/wordml" xmlns:w15="http://schemas.microsoft.com/office/word/2012/wordml" xmlns:w16cex="http://schemas.microsoft.com/office/word/2018/wordml/cex" xmlns:w16cid="http://schemas.microsoft.com/office/word/2016/wordml/cid" xmlns:w16="http://schemas.microsoft.com/office/word/2018/wordml" xmlns:w16du="http://schemas.microsoft.com/office/word/2023/wordml/word16du" xmlns:w16sdtdh="http://schemas.microsoft.com/office/word/2020/wordml/sdtdatahash" xmlns:w16se="http://schemas.microsoft.com/office/word/2015/wordml/symex" xmlns:wpg="http://schemas.microsoft.com/office/word/2010/wordprocessingGroup" xmlns:wpi="http://schemas.microsoft.com/office/word/2010/wordprocessingInk" xmlns:wne="http://schemas.microsoft.com/office/word/2006/wordml" xmlns:wps="http://schemas.microsoft.com/office/word/2010/wordprocessingShape" mc:Ignorable="w14 w15 w16se w16cid w16 w16cex w16sdtdh w16du wp14">
   <w:abstractNum w:abstractNumId="0" w15:restartNumberingAfterBreak="0">
     <w:nsid w:val="34F96B9B"/>
     <w:multiLevelType w:val="hybridMultilevel"/>
@@ -966,7 +1122,7 @@
 </file>
 
 <file path=word/styles.xml><?xml version="1.0" encoding="utf-8"?>
-<w:styles xmlns:mc="http://schemas.openxmlformats.org/markup-compatibility/2006" xmlns:r="http://schemas.openxmlformats.org/officeDocument/2006/relationships" xmlns:w="http://schemas.openxmlformats.org/wordprocessingml/2006/main" xmlns:w14="http://schemas.microsoft.com/office/word/2010/wordml" xmlns:w15="http://schemas.microsoft.com/office/word/2012/wordml" xmlns:w16cex="http://schemas.microsoft.com/office/word/2018/wordml/cex" xmlns:w16cid="http://schemas.microsoft.com/office/word/2016/wordml/cid" xmlns:w16="http://schemas.microsoft.com/office/word/2018/wordml" xmlns:w16sdtdh="http://schemas.microsoft.com/office/word/2020/wordml/sdtdatahash" xmlns:w16se="http://schemas.microsoft.com/office/word/2015/wordml/symex" mc:Ignorable="w14 w15 w16se w16cid w16 w16cex w16sdtdh">
+<w:styles xmlns:mc="http://schemas.openxmlformats.org/markup-compatibility/2006" xmlns:r="http://schemas.openxmlformats.org/officeDocument/2006/relationships" xmlns:w="http://schemas.openxmlformats.org/wordprocessingml/2006/main" xmlns:w14="http://schemas.microsoft.com/office/word/2010/wordml" xmlns:w15="http://schemas.microsoft.com/office/word/2012/wordml" xmlns:w16cex="http://schemas.microsoft.com/office/word/2018/wordml/cex" xmlns:w16cid="http://schemas.microsoft.com/office/word/2016/wordml/cid" xmlns:w16="http://schemas.microsoft.com/office/word/2018/wordml" xmlns:w16du="http://schemas.microsoft.com/office/word/2023/wordml/word16du" xmlns:w16sdtdh="http://schemas.microsoft.com/office/word/2020/wordml/sdtdatahash" xmlns:w16se="http://schemas.microsoft.com/office/word/2015/wordml/symex" mc:Ignorable="w14 w15 w16se w16cid w16 w16cex w16sdtdh w16du">
   <w:docDefaults>
     <w:rPrDefault>
       <w:rPr>
@@ -1402,6 +1558,22 @@
       <w:contextualSpacing/>
     </w:pPr>
   </w:style>
+  <w:style w:type="paragraph" w:styleId="ThngthngWeb">
+    <w:name w:val="Normal (Web)"/>
+    <w:basedOn w:val="Binhthng"/>
+    <w:uiPriority w:val="99"/>
+    <w:semiHidden/>
+    <w:unhideWhenUsed/>
+    <w:rsid w:val="00006D3C"/>
+    <w:pPr>
+      <w:spacing w:before="100" w:beforeAutospacing="1" w:after="100" w:afterAutospacing="1" w:line="240" w:lineRule="auto"/>
+    </w:pPr>
+    <w:rPr>
+      <w:rFonts w:ascii="Times New Roman" w:eastAsia="Times New Roman" w:hAnsi="Times New Roman" w:cs="Times New Roman"/>
+      <w:sz w:val="24"/>
+      <w:szCs w:val="24"/>
+    </w:rPr>
+  </w:style>
 </w:styles>
 </file>
 
